--- a/zht/docx/056.content.docx
+++ b/zht/docx/056.content.docx
@@ -218,36 +218,26 @@
         </w:rPr>
         <w:t>是一個名字，人們用它來指</w:t>
       </w:r>
-      <w:hyperlink r:id="rId13">
-        <w:r>
-          <w:rPr>
-            <w:lang w:val="zh_TW" w:bidi="zh_TW"/>
-          </w:rPr>
-          <w:rPr>
-            <w:color w:val="0000EE"/>
-            <w:u w:val="single"/>
-          </w:rPr>
-          <w:t>神</w:t>
-        </w:r>
-      </w:hyperlink>
+      <w:r>
+        <w:rPr>
+          <w:b/>
+          <w:lang w:val="zh_TW" w:bidi="zh_TW"/>
+        </w:rPr>
+        <w:t>神</w:t>
+      </w:r>
       <w:r>
         <w:rPr>
           <w:lang w:val="zh_TW" w:bidi="zh_TW"/>
         </w:rPr>
         <w:t>。 至高的神的意思是「最高的神」。 當人們使用這個名字來指神時，他們被提醒，神是所有存在中最有能力的。 這個名字的意思是，沒有人比神更重要，或者更有</w:t>
       </w:r>
-      <w:hyperlink r:id="rId14">
-        <w:r>
-          <w:rPr>
-            <w:lang w:val="zh_TW" w:bidi="zh_TW"/>
-          </w:rPr>
-          <w:rPr>
-            <w:color w:val="0000EE"/>
-            <w:u w:val="single"/>
-          </w:rPr>
-          <w:t>權柄</w:t>
-        </w:r>
-      </w:hyperlink>
+      <w:r>
+        <w:rPr>
+          <w:b/>
+          <w:lang w:val="zh_TW" w:bidi="zh_TW"/>
+        </w:rPr>
+        <w:t>權柄</w:t>
+      </w:r>
       <w:r>
         <w:rPr>
           <w:lang w:val="zh_TW" w:bidi="zh_TW"/>
